--- a/reference_templates/buyer_documents/01_Tier1_NewBuyer/02_ProformaInvoice.docx
+++ b/reference_templates/buyer_documents/01_Tier1_NewBuyer/02_ProformaInvoice.docx
@@ -4897,6 +4897,96 @@
         </w:tc>
       </w:tr>
     </w:tbl>
+    <w:tbl>
+      <w:tblPr>
+        <w:tblW w:type="dxa" w:w="9638"/>
+        <w:tblBorders>
+          <w:top w:val="single" w:color="D0D8E4" w:sz="4"/>
+          <w:left w:val="single" w:color="D0D8E4" w:sz="4"/>
+          <w:bottom w:val="single" w:color="D0D8E4" w:sz="4"/>
+          <w:right w:val="single" w:color="D0D8E4" w:sz="4"/>
+          <w:insideH w:val="single" w:color="D0D8E4" w:sz="4"/>
+          <w:insideV w:val="single" w:color="D0D8E4" w:sz="4"/>
+        </w:tblBorders>
+      </w:tblPr>
+      <w:tblGrid>
+        <w:gridCol w:w="9638"/>
+      </w:tblGrid>
+      <w:tr>
+        <w:tc>
+          <w:tcPr>
+            <w:tcW w:type="dxa" w:w="9638"/>
+            <w:tcBorders>
+              <w:top w:val="single" w:color="EF9F27" w:sz="16" w:space="0"/>
+              <w:left w:val="single" w:color="D0D8E4" w:sz="2"/>
+              <w:bottom w:val="single" w:color="D0D8E4" w:sz="2"/>
+              <w:right w:val="single" w:color="D0D8E4" w:sz="2"/>
+            </w:tcBorders>
+            <w:shd w:fill="FFF3CD" w:val="clear"/>
+            <w:tcMar>
+              <w:top w:type="dxa" w:w="100"/>
+              <w:left w:type="dxa" w:w="200"/>
+              <w:bottom w:type="dxa" w:w="100"/>
+              <w:right w:type="dxa" w:w="200"/>
+            </w:tcMar>
+          </w:tcPr>
+          <w:p>
+            <w:r>
+              <w:rPr>
+                <w:b/>
+                <w:color w:val="633806"/>
+                <w:sz w:val="19"/>
+              </w:rPr>
+              <w:t xml:space="preserve">ADVANCE PAYABLE NOW:  </w:t>
+            </w:r>
+            <w:r>
+              <w:rPr>
+                <w:b/>
+                <w:color w:val="412402"/>
+                <w:sz w:val="22"/>
+              </w:rPr>
+              <w:t xml:space="preserve">USD [XXXXX.XX  =  FOB Value × 0.40]  </w:t>
+            </w:r>
+            <w:r>
+              <w:rPr>
+                <w:b/>
+                <w:color w:val="633806"/>
+                <w:sz w:val="19"/>
+              </w:rPr>
+              <w:t>(40% of FOB value) — due by [PI Valid Until date]</w:t>
+            </w:r>
+          </w:p>
+          <w:p>
+            <w:r>
+              <w:rPr>
+                <w:i/>
+                <w:color w:val="854F0B"/>
+                <w:sz w:val="17"/>
+              </w:rPr>
+              <w:t>Balance USD [XXXXX.XX  =  FOB Value minus 40% advance] — not payable now. Payable before shipment — within 3 Calendar Days of receiving Shipment Readiness Confirmation from NexaCrest. Freight &amp; insurance (CFR/CIF orders only) are paid separately against our Debit Note.</w:t>
+            </w:r>
+          </w:p>
+          <w:p>
+            <w:r>
+              <w:rPr>
+                <w:b/>
+                <w:color w:val="633806"/>
+                <w:sz w:val="17"/>
+              </w:rPr>
+              <w:t xml:space="preserve">Bank charges: </w:t>
+            </w:r>
+            <w:r>
+              <w:rPr>
+                <w:b/>
+                <w:color w:val="854F0B"/>
+                <w:sz w:val="17"/>
+              </w:rPr>
+              <w:t>All bank charges outside India are for the Buyer's account — please remit the full amount (charges option "OUR").</w:t>
+            </w:r>
+          </w:p>
+        </w:tc>
+      </w:tr>
+    </w:tbl>
     <w:p>
       <w:pPr>
         <w:spacing w:after="160" w:before="0"/>
@@ -6078,7 +6168,7 @@
                 <w:sz w:val="19"/>
                 <w:szCs w:val="19"/>
               </w:rPr>
-              <w:t xml:space="preserve">FOB: Buyer’s responsibility. CIF: Seller arranges — actual freight and insurance cost confirmed and recovered in full in advance by separate Debit Note before shipment booking is confirmed. Full payment required within 3 Working Days of Debit Note date and must be confirmed as Payment Cleared before shipment booking is confirmed. Not included in this document value.</w:t>
+              <w:t>FOB: Buyer’s responsibility. CIF: Seller arranges — actual freight and insurance cost confirmed and recovered in full in advance by separate Debit Note before shipment booking is confirmed. Full payment required within 3 Calendar Days of Debit Note date and must be confirmed as Payment Cleared before shipment booking is confirmed. Not included in this document value.</w:t>
             </w:r>
           </w:p>
         </w:tc>
@@ -6311,6 +6401,17 @@
                 <w:szCs w:val="19"/>
               </w:rPr>
               <w:t xml:space="preserve">  Currency: USD</w:t>
+            </w:r>
+          </w:p>
+          <w:p>
+            <w:r>
+              <w:rPr>
+                <w:rFonts w:ascii="Aptos" w:cs="Aptos" w:eastAsia="Aptos" w:hAnsi="Aptos"/>
+                <w:bCs/>
+                <w:sz w:val="19"/>
+                <w:szCs w:val="19"/>
+              </w:rPr>
+              <w:t>• The order is confirmed, and production starts, only once the advance is received in our account as cleared funds.</w:t>
             </w:r>
           </w:p>
         </w:tc>
